--- a/public/docs/CV.docx
+++ b/public/docs/CV.docx
@@ -330,18 +330,8 @@
           <w:sz w:val="20"/>
           <w:szCs w:val="20"/>
         </w:rPr>
-        <w:t xml:space="preserve">Tech </w:t>
-      </w:r>
-      <w:proofErr w:type="gramStart"/>
-      <w:r>
-        <w:rPr>
-          <w:b/>
-          <w:sz w:val="20"/>
-          <w:szCs w:val="20"/>
-        </w:rPr>
-        <w:t>Lead</w:t>
-      </w:r>
-      <w:proofErr w:type="gramEnd"/>
+        <w:t>Staff Engineer</w:t>
+      </w:r>
       <w:r>
         <w:rPr>
           <w:b/>
@@ -462,7 +452,35 @@
           <w:sz w:val="20"/>
           <w:szCs w:val="20"/>
         </w:rPr>
-        <w:t xml:space="preserve">Technical lead for Cortex AI – Designed and built Robinhood’s trading copilot products. “Digest” – LLM driven daily insights generation, “Trade generation” – ML models for generating trades for customers. Built E2E LLM capabilities – Tool calls, RAG, Evals, scaling the system to Robinhood’s 30 million users. </w:t>
+        <w:t>Technical lead for Cortex AI – Designed and built Robinhood</w:t>
+      </w:r>
+      <w:r>
+        <w:rPr>
+          <w:sz w:val="20"/>
+          <w:szCs w:val="20"/>
+        </w:rPr>
+        <w:t xml:space="preserve"> AI </w:t>
+      </w:r>
+      <w:r>
+        <w:rPr>
+          <w:sz w:val="20"/>
+          <w:szCs w:val="20"/>
+        </w:rPr>
+        <w:t xml:space="preserve">copilot products. “Digest” – LLM driven daily insights generation, “Trade generation” – ML models for generating trades for customers. </w:t>
+      </w:r>
+      <w:r>
+        <w:rPr>
+          <w:sz w:val="20"/>
+          <w:szCs w:val="20"/>
+        </w:rPr>
+        <w:br/>
+      </w:r>
+      <w:r>
+        <w:rPr>
+          <w:sz w:val="20"/>
+          <w:szCs w:val="20"/>
+        </w:rPr>
+        <w:t xml:space="preserve">Built E2E LLM capabilities – Tool calls, RAG, Evals, scaling the system to Robinhood’s 30 million users. </w:t>
       </w:r>
     </w:p>
     <w:p>
@@ -577,7 +595,7 @@
           <w:sz w:val="20"/>
           <w:szCs w:val="20"/>
         </w:rPr>
-        <w:t>Won multiple awards being a top performer - Founder’s awards (top 1%), Arrowhead award (Engineering excellence award).</w:t>
+        <w:t>Technical lead for Payment org – Built Debit card funding, Real time payments, Billing, ACH, Apple / Google play.</w:t>
       </w:r>
     </w:p>
     <w:p>
@@ -603,188 +621,21 @@
           <w:sz w:val="20"/>
           <w:szCs w:val="20"/>
         </w:rPr>
-        <w:t xml:space="preserve">Tech: </w:t>
-      </w:r>
-      <w:r>
-        <w:rPr>
-          <w:sz w:val="20"/>
-          <w:szCs w:val="20"/>
-        </w:rPr>
-        <w:t xml:space="preserve">LLM, RAG, </w:t>
-      </w:r>
-      <w:r>
-        <w:rPr>
-          <w:sz w:val="20"/>
-          <w:szCs w:val="20"/>
-        </w:rPr>
-        <w:t xml:space="preserve">Python, Golang, Spark, </w:t>
-      </w:r>
-      <w:r>
-        <w:rPr>
-          <w:sz w:val="20"/>
-          <w:szCs w:val="20"/>
-        </w:rPr>
-        <w:t>TensorFlow</w:t>
-      </w:r>
-      <w:r>
-        <w:rPr>
-          <w:sz w:val="20"/>
-          <w:szCs w:val="20"/>
-        </w:rPr>
-        <w:t>, Kubernetes</w:t>
-      </w:r>
-    </w:p>
-    <w:p>
-      <w:pPr>
-        <w:rPr>
-          <w:i/>
-          <w:sz w:val="20"/>
-          <w:szCs w:val="20"/>
-        </w:rPr>
-      </w:pPr>
-      <w:r>
-        <w:rPr>
-          <w:b/>
-          <w:sz w:val="20"/>
-          <w:szCs w:val="20"/>
-        </w:rPr>
-        <w:t xml:space="preserve">Founder </w:t>
-      </w:r>
-      <w:r>
-        <w:rPr>
-          <w:bCs/>
-          <w:sz w:val="20"/>
-          <w:szCs w:val="20"/>
-        </w:rPr>
-        <w:t>Curec</w:t>
-      </w:r>
-      <w:r>
-        <w:rPr>
-          <w:bCs/>
-          <w:sz w:val="20"/>
-          <w:szCs w:val="20"/>
-        </w:rPr>
-        <w:t>o</w:t>
-      </w:r>
-      <w:r>
-        <w:rPr>
-          <w:bCs/>
-          <w:sz w:val="20"/>
-          <w:szCs w:val="20"/>
-        </w:rPr>
-        <w:t xml:space="preserve">.ai </w:t>
-      </w:r>
-      <w:r>
-        <w:rPr>
-          <w:bCs/>
-          <w:sz w:val="20"/>
-          <w:szCs w:val="20"/>
-        </w:rPr>
-        <w:t>–</w:t>
-      </w:r>
-      <w:r>
-        <w:rPr>
-          <w:bCs/>
-          <w:sz w:val="20"/>
-          <w:szCs w:val="20"/>
-        </w:rPr>
-        <w:t xml:space="preserve"> </w:t>
-      </w:r>
-      <w:r>
-        <w:rPr>
-          <w:bCs/>
-          <w:sz w:val="20"/>
-          <w:szCs w:val="20"/>
-        </w:rPr>
-        <w:t xml:space="preserve">San Francisco </w:t>
-      </w:r>
-      <w:r>
-        <w:rPr>
-          <w:bCs/>
-          <w:sz w:val="20"/>
-          <w:szCs w:val="20"/>
-        </w:rPr>
-        <w:tab/>
-      </w:r>
-      <w:r>
-        <w:rPr>
-          <w:bCs/>
-          <w:sz w:val="20"/>
-          <w:szCs w:val="20"/>
-        </w:rPr>
-        <w:tab/>
-      </w:r>
-      <w:r>
-        <w:rPr>
-          <w:bCs/>
-          <w:sz w:val="20"/>
-          <w:szCs w:val="20"/>
-        </w:rPr>
-        <w:tab/>
-      </w:r>
-      <w:r>
-        <w:rPr>
-          <w:bCs/>
-          <w:sz w:val="20"/>
-          <w:szCs w:val="20"/>
-        </w:rPr>
-        <w:tab/>
-      </w:r>
-      <w:r>
-        <w:rPr>
-          <w:bCs/>
-          <w:sz w:val="20"/>
-          <w:szCs w:val="20"/>
-        </w:rPr>
-        <w:tab/>
-      </w:r>
-      <w:r>
-        <w:rPr>
-          <w:bCs/>
-          <w:sz w:val="20"/>
-          <w:szCs w:val="20"/>
-        </w:rPr>
-        <w:tab/>
-      </w:r>
-      <w:r>
-        <w:rPr>
-          <w:bCs/>
-          <w:sz w:val="20"/>
-          <w:szCs w:val="20"/>
-        </w:rPr>
-        <w:tab/>
-      </w:r>
-      <w:r>
-        <w:rPr>
-          <w:bCs/>
-          <w:sz w:val="20"/>
-          <w:szCs w:val="20"/>
-        </w:rPr>
-        <w:tab/>
-      </w:r>
-      <w:r>
-        <w:rPr>
-          <w:bCs/>
-          <w:sz w:val="20"/>
-          <w:szCs w:val="20"/>
-        </w:rPr>
-        <w:tab/>
-      </w:r>
-      <w:r>
-        <w:rPr>
-          <w:bCs/>
-          <w:sz w:val="20"/>
-          <w:szCs w:val="20"/>
-        </w:rPr>
-        <w:tab/>
-      </w:r>
-      <w:r>
-        <w:rPr>
-          <w:i/>
-          <w:sz w:val="20"/>
-          <w:szCs w:val="20"/>
-        </w:rPr>
-        <w:t>Mar 25’ – Current</w:t>
+        <w:t>Won award</w:t>
+      </w:r>
+      <w:r>
+        <w:rPr>
+          <w:sz w:val="20"/>
+          <w:szCs w:val="20"/>
+        </w:rPr>
+        <w:t xml:space="preserve">s for being a </w:t>
+      </w:r>
+      <w:r>
+        <w:rPr>
+          <w:sz w:val="20"/>
+          <w:szCs w:val="20"/>
+        </w:rPr>
+        <w:t>top performer - Founder’s awards (top 1%), Arrowhead award (Engineering excellence award).</w:t>
       </w:r>
     </w:p>
     <w:p>
@@ -807,102 +658,63 @@
       </w:pPr>
       <w:r>
         <w:rPr>
-          <w:bCs/>
-          <w:sz w:val="20"/>
-          <w:szCs w:val="20"/>
-        </w:rPr>
-        <w:t>Technical</w:t>
-      </w:r>
-      <w:r>
-        <w:rPr>
-          <w:bCs/>
-          <w:sz w:val="20"/>
-          <w:szCs w:val="20"/>
-        </w:rPr>
-        <w:t xml:space="preserve"> founder, building</w:t>
-      </w:r>
-      <w:r>
-        <w:rPr>
-          <w:bCs/>
+          <w:sz w:val="20"/>
+          <w:szCs w:val="20"/>
+        </w:rPr>
+        <w:t xml:space="preserve">Tech: </w:t>
+      </w:r>
+      <w:r>
+        <w:rPr>
+          <w:sz w:val="20"/>
+          <w:szCs w:val="20"/>
+        </w:rPr>
+        <w:t xml:space="preserve">LLM, RAG, </w:t>
+      </w:r>
+      <w:r>
+        <w:rPr>
+          <w:sz w:val="20"/>
+          <w:szCs w:val="20"/>
+        </w:rPr>
+        <w:t xml:space="preserve">Python, Golang, Spark, </w:t>
+      </w:r>
+      <w:r>
+        <w:rPr>
+          <w:sz w:val="20"/>
+          <w:szCs w:val="20"/>
+        </w:rPr>
+        <w:t>TensorFlow</w:t>
+      </w:r>
+      <w:r>
+        <w:rPr>
+          <w:sz w:val="20"/>
+          <w:szCs w:val="20"/>
+        </w:rPr>
+        <w:t>, Kubernetes</w:t>
+      </w:r>
+    </w:p>
+    <w:p>
+      <w:pPr>
+        <w:rPr>
+          <w:i/>
+          <w:sz w:val="20"/>
+          <w:szCs w:val="20"/>
+        </w:rPr>
+      </w:pPr>
+      <w:r>
+        <w:rPr>
+          <w:b/>
+          <w:sz w:val="20"/>
+          <w:szCs w:val="20"/>
+        </w:rPr>
+        <w:t>Lead, Telemetry &amp; Capacity Planning</w:t>
+      </w:r>
+      <w:r>
+        <w:rPr>
+          <w:b/>
           <w:sz w:val="20"/>
           <w:szCs w:val="20"/>
         </w:rPr>
         <w:t xml:space="preserve"> </w:t>
-      </w:r>
-      <w:r>
-        <w:rPr>
-          <w:bCs/>
-          <w:sz w:val="20"/>
-          <w:szCs w:val="20"/>
-        </w:rPr>
-        <w:t xml:space="preserve">open-source </w:t>
-      </w:r>
-      <w:r>
-        <w:rPr>
-          <w:bCs/>
-          <w:sz w:val="20"/>
-          <w:szCs w:val="20"/>
-        </w:rPr>
-        <w:t xml:space="preserve">AI agents for medical professionals (Scribe, </w:t>
-      </w:r>
-      <w:r>
-        <w:rPr>
-          <w:bCs/>
-          <w:sz w:val="20"/>
-          <w:szCs w:val="20"/>
-        </w:rPr>
-        <w:t>EHR</w:t>
-      </w:r>
-      <w:r>
-        <w:rPr>
-          <w:bCs/>
-          <w:sz w:val="20"/>
-          <w:szCs w:val="20"/>
-        </w:rPr>
-        <w:t xml:space="preserve"> integrations, Scheduling) </w:t>
-      </w:r>
-    </w:p>
-    <w:p>
-      <w:pPr>
-        <w:numPr>
-          <w:ilvl w:val="0"/>
-          <w:numId w:val="1"/>
-        </w:numPr>
-        <w:pBdr>
-          <w:top w:val="nil"/>
-          <w:left w:val="nil"/>
-          <w:bottom w:val="nil"/>
-          <w:right w:val="nil"/>
-          <w:between w:val="nil"/>
-        </w:pBdr>
-        <w:rPr>
-          <w:sz w:val="20"/>
-          <w:szCs w:val="20"/>
-        </w:rPr>
-      </w:pPr>
-      <w:r>
-        <w:rPr>
-          <w:sz w:val="20"/>
-          <w:szCs w:val="20"/>
-        </w:rPr>
-        <w:t>Leading and managing the international team of 5 engineers + doctors; building the engineering systems and growing the business to 10+ LOIs as of 2025.</w:t>
-      </w:r>
-    </w:p>
-    <w:p>
-      <w:pPr>
-        <w:rPr>
-          <w:i/>
-          <w:sz w:val="20"/>
-          <w:szCs w:val="20"/>
-        </w:rPr>
-      </w:pPr>
-      <w:r>
-        <w:rPr>
-          <w:b/>
-          <w:sz w:val="20"/>
-          <w:szCs w:val="20"/>
-        </w:rPr>
-        <w:t xml:space="preserve">Lead, Telemetry &amp; Capacity Planning </w:t>
       </w:r>
       <w:r>
         <w:rPr>
@@ -1146,7 +958,41 @@
           <w:sz w:val="20"/>
           <w:szCs w:val="20"/>
         </w:rPr>
-        <w:t xml:space="preserve"> and publishing numerous research papers in top conferences. </w:t>
+        <w:t xml:space="preserve"> and publishing research papers in top conferences</w:t>
+      </w:r>
+      <w:r>
+        <w:rPr>
+          <w:color w:val="000000"/>
+          <w:sz w:val="20"/>
+          <w:szCs w:val="20"/>
+        </w:rPr>
+        <w:t xml:space="preserve"> (ACM </w:t>
+      </w:r>
+      <w:proofErr w:type="spellStart"/>
+      <w:r>
+        <w:rPr>
+          <w:color w:val="000000"/>
+          <w:sz w:val="20"/>
+          <w:szCs w:val="20"/>
+        </w:rPr>
+        <w:t>MobiCom</w:t>
+      </w:r>
+      <w:proofErr w:type="spellEnd"/>
+      <w:r>
+        <w:rPr>
+          <w:color w:val="000000"/>
+          <w:sz w:val="20"/>
+          <w:szCs w:val="20"/>
+        </w:rPr>
+        <w:t>, IEEE TENCON)</w:t>
+      </w:r>
+      <w:r>
+        <w:rPr>
+          <w:color w:val="000000"/>
+          <w:sz w:val="20"/>
+          <w:szCs w:val="20"/>
+        </w:rPr>
+        <w:t xml:space="preserve">. </w:t>
       </w:r>
       <w:r>
         <w:rPr>
@@ -1614,7 +1460,23 @@
             <w:szCs w:val="20"/>
             <w:u w:val="single"/>
           </w:rPr>
-          <w:t>jaylohokare.com/research</w:t>
+          <w:t>jaylohokare.com/r</w:t>
+        </w:r>
+        <w:r>
+          <w:rPr>
+            <w:sz w:val="20"/>
+            <w:szCs w:val="20"/>
+            <w:u w:val="single"/>
+          </w:rPr>
+          <w:t>e</w:t>
+        </w:r>
+        <w:r>
+          <w:rPr>
+            <w:sz w:val="20"/>
+            <w:szCs w:val="20"/>
+            <w:u w:val="single"/>
+          </w:rPr>
+          <w:t>search</w:t>
         </w:r>
       </w:hyperlink>
       <w:r>
